--- a/downloads/teacher/04 Units/Unit 01 - Nutrition and Wellness - Kitchen Skills and Smart Eating/Lesson 01.11 - Label Detective.docx
+++ b/downloads/teacher/04 Units/Unit 01 - Nutrition and Wellness - Kitchen Skills and Smart Eating/Lesson 01.11 - Label Detective.docx
@@ -384,66 +384,6 @@
       <w:r>
         <w:t xml:space="preserve">By the end of this lesson, students will be able to:</w:t>
       </w:r>
-      <w:r>
-        <w:t xml:space="preserve"> </w:t>
-      </w:r>
-      <w:r>
-        <w:t xml:space="preserve">1. (Low: remember and understand) Given a Nutrition Facts label, identify and label its key parts (serving size, servings per container, calories, percent daily value, added sugars, sodium, fiber) and list the serving size, calories, and three nutrients from it.</w:t>
-      </w:r>
-      <w:r>
-        <w:t xml:space="preserve"> </w:t>
-      </w:r>
-      <w:r>
-        <w:t xml:space="preserve">2. (Mid: apply and analyze) Given two food labels, compare calories, added sugars, and sodium to decide which is the better choice, and calculate the total calories and sodium eaten if the whole package is eaten.</w:t>
-      </w:r>
-      <w:r>
-        <w:t xml:space="preserve"> </w:t>
-      </w:r>
-      <w:r>
-        <w:t xml:space="preserve">3. (High: evaluate) Given a food advertisement and the product’s Nutrition Facts label, critique the advertisement using at least three pieces of evidence from the label.</w:t>
-      </w:r>
-    </w:p>
-    <w:p>
-      <w:pPr>
-        <w:pStyle w:val="BodyText"/>
-      </w:pPr>
-      <w:r>
-        <w:t xml:space="preserve">(These are Sal’s tiered objectives from his Nutrition Labels planning notes, rewritten to the lesson template. His other High objective, design a mock Nutrition Facts label for a healthy snack, is the grade 8 stretch on Day 2.)</w:t>
-      </w:r>
-    </w:p>
-    <w:p>
-      <w:pPr>
-        <w:pStyle w:val="Heading2"/>
-      </w:pPr>
-      <w:bookmarkStart w:id="25" w:name="vocabulary"/>
-      <w:r>
-        <w:t xml:space="preserve">Vocabulary</w:t>
-      </w:r>
-      <w:bookmarkEnd w:id="25"/>
-    </w:p>
-    <w:p>
-      <w:pPr>
-        <w:pStyle w:val="FirstParagraph"/>
-      </w:pPr>
-      <w:r>
-        <w:t xml:space="preserve">Tier 2 (general academic): evidence, claim, compare, critique, misleading</w:t>
-      </w:r>
-      <w:r>
-        <w:t xml:space="preserve"> </w:t>
-      </w:r>
-      <w:r>
-        <w:t xml:space="preserve">Tier 3 (FACS): Nutrition Facts, serving size, servings per container, percent daily value (% DV), added sugars, sodium, dietary fiber. See the unit vocabulary list for Turkish, Portuguese, and Spanish.</w:t>
-      </w:r>
-    </w:p>
-    <w:p>
-      <w:pPr>
-        <w:pStyle w:val="Heading2"/>
-      </w:pPr>
-      <w:bookmarkStart w:id="26" w:name="materials-and-setup"/>
-      <w:r>
-        <w:t xml:space="preserve">Materials and setup</w:t>
-      </w:r>
-      <w:bookmarkEnd w:id="26"/>
     </w:p>
     <w:p>
       <w:pPr>
@@ -454,16 +394,7 @@
         <w:pStyle w:val="Compact"/>
       </w:pPr>
       <w:r>
-        <w:t xml:space="preserve">Day 1: five clean, empty food packages per station (three stations, fifteen packages total). Mix them so every station has at least one cereal box, one chip or cracker bag, one canned item, one drink bottle, and one snack bar box.</w:t>
-      </w:r>
-      <w:r>
-        <w:t xml:space="preserve"> </w:t>
-      </w:r>
-      <w:r>
-        <w:rPr>
-          <w:rStyle w:val="TeacherNote"/>
-        </w:rPr>
-        <w:t xml:space="preserve">[Sal: collect these from home for two weeks before the lesson; rinse and dry them. Ask students to bring empty packages the week before; a package with a name on it is fine, a package with student writing on it is not.]</w:t>
+        <w:t xml:space="preserve">(Low: remember and understand) Given a Nutrition Facts label, identify and label its key parts (serving size, servings per container, calories, percent daily value, added sugars, sodium, fiber) and list the serving size, calories, and three nutrients from it.</w:t>
       </w:r>
     </w:p>
     <w:p>
@@ -475,16 +406,7 @@
         <w:pStyle w:val="Compact"/>
       </w:pPr>
       <w:r>
-        <w:t xml:space="preserve">Label Scavenger Hunt handout, one per student:</w:t>
-      </w:r>
-      <w:r>
-        <w:t xml:space="preserve"> </w:t>
-      </w:r>
-      <w:r>
-        <w:rPr>
-          <w:rStyle w:val="VerbatimChar"/>
-        </w:rPr>
-        <w:t xml:space="preserve">Handout 01.11 - Label Scavenger Hunt.md</w:t>
+        <w:t xml:space="preserve">(Mid: apply and analyze) Given two food labels, compare calories, added sugars, and sodium to decide which is the better choice, and calculate the total calories and sodium eaten if the whole package is eaten.</w:t>
       </w:r>
     </w:p>
     <w:p>
@@ -496,6 +418,102 @@
         <w:pStyle w:val="Compact"/>
       </w:pPr>
       <w:r>
+        <w:t xml:space="preserve">(High: evaluate) Given a food advertisement and the product’s Nutrition Facts label, critique the advertisement using at least three pieces of evidence from the label.</w:t>
+      </w:r>
+    </w:p>
+    <w:p>
+      <w:pPr>
+        <w:pStyle w:val="FirstParagraph"/>
+      </w:pPr>
+      <w:r>
+        <w:t xml:space="preserve">(These are Sal’s tiered objectives from his Nutrition Labels planning notes, rewritten to the lesson template. His other High objective, design a mock Nutrition Facts label for a healthy snack, is the grade 8 stretch on Day 2.)</w:t>
+      </w:r>
+    </w:p>
+    <w:p>
+      <w:pPr>
+        <w:pStyle w:val="Heading2"/>
+      </w:pPr>
+      <w:bookmarkStart w:id="25" w:name="vocabulary"/>
+      <w:r>
+        <w:t xml:space="preserve">Vocabulary</w:t>
+      </w:r>
+      <w:bookmarkEnd w:id="25"/>
+    </w:p>
+    <w:p>
+      <w:pPr>
+        <w:pStyle w:val="FirstParagraph"/>
+      </w:pPr>
+      <w:r>
+        <w:t xml:space="preserve">Tier 2 (general academic): evidence, claim, compare, critique, misleading</w:t>
+      </w:r>
+      <w:r>
+        <w:t xml:space="preserve"> </w:t>
+      </w:r>
+      <w:r>
+        <w:t xml:space="preserve">Tier 3 (FACS): Nutrition Facts, serving size, servings per container, percent daily value (% DV), added sugars, sodium, dietary fiber. See the unit vocabulary list for Turkish, Portuguese, and Spanish.</w:t>
+      </w:r>
+    </w:p>
+    <w:p>
+      <w:pPr>
+        <w:pStyle w:val="Heading2"/>
+      </w:pPr>
+      <w:bookmarkStart w:id="26" w:name="materials-and-setup"/>
+      <w:r>
+        <w:t xml:space="preserve">Materials and setup</w:t>
+      </w:r>
+      <w:bookmarkEnd w:id="26"/>
+    </w:p>
+    <w:p>
+      <w:pPr>
+        <w:numPr>
+          <w:ilvl w:val="0"/>
+          <w:numId w:val="1003"/>
+        </w:numPr>
+        <w:pStyle w:val="Compact"/>
+      </w:pPr>
+      <w:r>
+        <w:t xml:space="preserve">Day 1: five clean, empty food packages per station (three stations, fifteen packages total). Mix them so every station has at least one cereal box, one chip or cracker bag, one canned item, one drink bottle, and one snack bar box.</w:t>
+      </w:r>
+      <w:r>
+        <w:t xml:space="preserve"> </w:t>
+      </w:r>
+      <w:r>
+        <w:rPr>
+          <w:rStyle w:val="TeacherNote"/>
+        </w:rPr>
+        <w:t xml:space="preserve">[Sal: collect these from home for two weeks before the lesson; rinse and dry them. Ask students to bring empty packages the week before; a package with a name on it is fine, a package with student writing on it is not.]</w:t>
+      </w:r>
+    </w:p>
+    <w:p>
+      <w:pPr>
+        <w:numPr>
+          <w:ilvl w:val="0"/>
+          <w:numId w:val="1003"/>
+        </w:numPr>
+        <w:pStyle w:val="Compact"/>
+      </w:pPr>
+      <w:r>
+        <w:t xml:space="preserve">Label Scavenger Hunt handout, one per student:</w:t>
+      </w:r>
+      <w:r>
+        <w:t xml:space="preserve"> </w:t>
+      </w:r>
+      <w:r>
+        <w:rPr>
+          <w:rStyle w:val="VerbatimChar"/>
+        </w:rPr>
+        <w:t xml:space="preserve">Handout 01.11 - Label Scavenger Hunt.md</w:t>
+      </w:r>
+    </w:p>
+    <w:p>
+      <w:pPr>
+        <w:numPr>
+          <w:ilvl w:val="0"/>
+          <w:numId w:val="1003"/>
+        </w:numPr>
+        <w:pStyle w:val="Compact"/>
+      </w:pPr>
+      <w:r>
         <w:t xml:space="preserve">Day 2: Spot the Trick handout, one per student:</w:t>
       </w:r>
       <w:r>
@@ -518,7 +536,7 @@
       <w:pPr>
         <w:numPr>
           <w:ilvl w:val="0"/>
-          <w:numId w:val="1002"/>
+          <w:numId w:val="1003"/>
         </w:numPr>
         <w:pStyle w:val="Compact"/>
       </w:pPr>
@@ -530,7 +548,7 @@
       <w:pPr>
         <w:numPr>
           <w:ilvl w:val="0"/>
-          <w:numId w:val="1002"/>
+          <w:numId w:val="1003"/>
         </w:numPr>
         <w:pStyle w:val="Compact"/>
       </w:pPr>
@@ -542,7 +560,7 @@
       <w:pPr>
         <w:numPr>
           <w:ilvl w:val="0"/>
-          <w:numId w:val="1002"/>
+          <w:numId w:val="1003"/>
         </w:numPr>
         <w:pStyle w:val="Compact"/>
       </w:pPr>
@@ -569,7 +587,7 @@
       <w:pPr>
         <w:numPr>
           <w:ilvl w:val="0"/>
-          <w:numId w:val="1002"/>
+          <w:numId w:val="1003"/>
         </w:numPr>
         <w:pStyle w:val="Compact"/>
       </w:pPr>
@@ -1630,290 +1648,320 @@
       <w:r>
         <w:t xml:space="preserve">Monitor understanding:</w:t>
       </w:r>
-      <w:r>
-        <w:t xml:space="preserve"> </w:t>
-      </w:r>
-      <w:r>
-        <w:t xml:space="preserve">- What is the serving size on this package? How many servings are in it?</w:t>
-      </w:r>
-      <w:r>
-        <w:t xml:space="preserve"> </w:t>
-      </w:r>
-      <w:r>
-        <w:t xml:space="preserve">- Is 25% DV sodium high or low? What about 4% DV fiber?</w:t>
-      </w:r>
-      <w:r>
-        <w:t xml:space="preserve"> </w:t>
-      </w:r>
-      <w:r>
-        <w:t xml:space="preserve">- If a bottle says 2.5 servings and you drink the bottle, what do you multiply by?</w:t>
-      </w:r>
-    </w:p>
-    <w:p>
-      <w:pPr>
-        <w:pStyle w:val="BodyText"/>
-      </w:pPr>
-      <w:r>
-        <w:t xml:space="preserve">Deepen learning:</w:t>
-      </w:r>
-      <w:r>
-        <w:t xml:space="preserve"> </w:t>
-      </w:r>
-      <w:r>
-        <w:t xml:space="preserve">- Why would a company make the serving size smaller than what people actually eat?</w:t>
-      </w:r>
-      <w:r>
-        <w:t xml:space="preserve"> </w:t>
-      </w:r>
-      <w:r>
-        <w:t xml:space="preserve">-</w:t>
-      </w:r>
-      <w:r>
-        <w:t xml:space="preserve"> </w:t>
-      </w:r>
-      <w:r>
-        <w:t xml:space="preserve">“</w:t>
-      </w:r>
-      <w:r>
-        <w:t xml:space="preserve">Natural</w:t>
-      </w:r>
-      <w:r>
-        <w:t xml:space="preserve">”</w:t>
-      </w:r>
-      <w:r>
-        <w:t xml:space="preserve"> </w:t>
-      </w:r>
-      <w:r>
-        <w:t xml:space="preserve">is on the front. What would you need to see on the back to believe it?</w:t>
-      </w:r>
-      <w:r>
-        <w:t xml:space="preserve"> </w:t>
-      </w:r>
-      <w:r>
-        <w:t xml:space="preserve">- Who is the added sugars line protecting? Who did not want it on the label?</w:t>
-      </w:r>
-    </w:p>
-    <w:p>
-      <w:pPr>
-        <w:pStyle w:val="Heading2"/>
-      </w:pPr>
-      <w:bookmarkStart w:id="31" w:name="check-for-understanding"/>
-      <w:r>
-        <w:t xml:space="preserve">Check for understanding</w:t>
-      </w:r>
-      <w:bookmarkEnd w:id="31"/>
-    </w:p>
-    <w:p>
-      <w:pPr>
-        <w:pStyle w:val="FirstParagraph"/>
-      </w:pPr>
-      <w:r>
-        <w:t xml:space="preserve">Day 1, clipboard checklist during Step 3: for each team, yes or no on</w:t>
-      </w:r>
-      <w:r>
-        <w:t xml:space="preserve"> </w:t>
-      </w:r>
-      <w:r>
-        <w:t xml:space="preserve">“</w:t>
-      </w:r>
-      <w:r>
-        <w:t xml:space="preserve">reads serving size before calories,</w:t>
-      </w:r>
-      <w:r>
-        <w:t xml:space="preserve">”</w:t>
-      </w:r>
-      <w:r>
-        <w:t xml:space="preserve"> </w:t>
-      </w:r>
-      <w:r>
-        <w:t xml:space="preserve">“</w:t>
-      </w:r>
-      <w:r>
-        <w:t xml:space="preserve">gives a number as evidence, not an adjective,</w:t>
-      </w:r>
-      <w:r>
-        <w:t xml:space="preserve">”</w:t>
-      </w:r>
-      <w:r>
-        <w:t xml:space="preserve"> </w:t>
-      </w:r>
-      <w:r>
-        <w:t xml:space="preserve">and</w:t>
-      </w:r>
-      <w:r>
-        <w:t xml:space="preserve"> </w:t>
-      </w:r>
-      <w:r>
-        <w:t xml:space="preserve">“</w:t>
-      </w:r>
-      <w:r>
-        <w:t xml:space="preserve">found the 20% or more item correctly.</w:t>
-      </w:r>
-      <w:r>
-        <w:t xml:space="preserve">”</w:t>
-      </w:r>
-      <w:r>
-        <w:t xml:space="preserve"> </w:t>
-      </w:r>
-      <w:r>
-        <w:t xml:space="preserve">Day 2, during Step 2: yes or no on</w:t>
-      </w:r>
-      <w:r>
-        <w:t xml:space="preserve"> </w:t>
-      </w:r>
-      <w:r>
-        <w:t xml:space="preserve">“</w:t>
-      </w:r>
-      <w:r>
-        <w:t xml:space="preserve">computed the whole-container total correctly</w:t>
-      </w:r>
-      <w:r>
-        <w:t xml:space="preserve">”</w:t>
-      </w:r>
-      <w:r>
-        <w:t xml:space="preserve"> </w:t>
-      </w:r>
-      <w:r>
-        <w:t xml:space="preserve">and</w:t>
-      </w:r>
-      <w:r>
-        <w:t xml:space="preserve"> </w:t>
-      </w:r>
-      <w:r>
-        <w:t xml:space="preserve">“</w:t>
-      </w:r>
-      <w:r>
-        <w:t xml:space="preserve">named the trick, not just the better product.</w:t>
-      </w:r>
-      <w:r>
-        <w:t xml:space="preserve">”</w:t>
-      </w:r>
-      <w:r>
-        <w:t xml:space="preserve"> </w:t>
-      </w:r>
-      <w:r>
-        <w:t xml:space="preserve">A student with all yeses is ready for the Label Reading Quiz. A student who calls a product</w:t>
-      </w:r>
-      <w:r>
-        <w:t xml:space="preserve"> </w:t>
-      </w:r>
-      <w:r>
-        <w:t xml:space="preserve">“</w:t>
-      </w:r>
-      <w:r>
-        <w:t xml:space="preserve">unhealthy</w:t>
-      </w:r>
-      <w:r>
-        <w:t xml:space="preserve">”</w:t>
-      </w:r>
-      <w:r>
-        <w:t xml:space="preserve"> </w:t>
-      </w:r>
-      <w:r>
-        <w:t xml:space="preserve">with no number gets the question</w:t>
-      </w:r>
-      <w:r>
-        <w:t xml:space="preserve"> </w:t>
-      </w:r>
-      <w:r>
-        <w:t xml:space="preserve">“</w:t>
-      </w:r>
-      <w:r>
-        <w:t xml:space="preserve">which line says that?</w:t>
-      </w:r>
-      <w:r>
-        <w:t xml:space="preserve">”</w:t>
-      </w:r>
-    </w:p>
-    <w:p>
-      <w:pPr>
-        <w:pStyle w:val="Heading2"/>
-      </w:pPr>
-      <w:bookmarkStart w:id="32" w:name="closure-time-4-min-each-day"/>
-      <w:r>
-        <w:t xml:space="preserve">Closure (Time: 4 min each day)</w:t>
-      </w:r>
-      <w:bookmarkEnd w:id="32"/>
-    </w:p>
-    <w:p>
-      <w:pPr>
-        <w:pStyle w:val="FirstParagraph"/>
-      </w:pPr>
-      <w:r>
-        <w:t xml:space="preserve">Day 1, 3-2-1 exit card: 3 parts of a Nutrition Facts label and what each tells you, 2 numbers from a package you read today (with the package name), 1 question you still have about labels. Three students read one line aloud. Sort into</w:t>
-      </w:r>
-      <w:r>
-        <w:t xml:space="preserve"> </w:t>
-      </w:r>
-      <w:r>
-        <w:t xml:space="preserve">“</w:t>
-      </w:r>
-      <w:r>
-        <w:t xml:space="preserve">got it</w:t>
-      </w:r>
-      <w:r>
-        <w:t xml:space="preserve">”</w:t>
-      </w:r>
-      <w:r>
-        <w:t xml:space="preserve"> </w:t>
-      </w:r>
-      <w:r>
-        <w:t xml:space="preserve">and</w:t>
-      </w:r>
-      <w:r>
-        <w:t xml:space="preserve"> </w:t>
-      </w:r>
-      <w:r>
-        <w:t xml:space="preserve">“</w:t>
-      </w:r>
-      <w:r>
-        <w:t xml:space="preserve">needs more.</w:t>
-      </w:r>
-      <w:r>
-        <w:t xml:space="preserve">”</w:t>
-      </w:r>
-    </w:p>
-    <w:p>
-      <w:pPr>
-        <w:pStyle w:val="BodyText"/>
-      </w:pPr>
-      <w:r>
-        <w:t xml:space="preserve">Day 2, exit ticket: one product from today, the trick on its front, and the one label line that catches it. Write one sentence. Three students read aloud. The</w:t>
-      </w:r>
-      <w:r>
-        <w:t xml:space="preserve"> </w:t>
-      </w:r>
-      <w:r>
-        <w:t xml:space="preserve">“</w:t>
-      </w:r>
-      <w:r>
-        <w:t xml:space="preserve">needs more</w:t>
-      </w:r>
-      <w:r>
-        <w:t xml:space="preserve">”</w:t>
-      </w:r>
-      <w:r>
-        <w:t xml:space="preserve"> </w:t>
-      </w:r>
-      <w:r>
-        <w:t xml:space="preserve">pile decides which trick gets a review slide at the start of Lesson 1.12.</w:t>
-      </w:r>
-    </w:p>
-    <w:p>
-      <w:pPr>
-        <w:pStyle w:val="Heading2"/>
-      </w:pPr>
-      <w:bookmarkStart w:id="33" w:name="differentiation-and-supports"/>
-      <w:r>
-        <w:t xml:space="preserve">Differentiation and supports</w:t>
-      </w:r>
-      <w:bookmarkEnd w:id="33"/>
     </w:p>
     <w:p>
       <w:pPr>
         <w:numPr>
           <w:ilvl w:val="0"/>
-          <w:numId w:val="1003"/>
+          <w:numId w:val="1004"/>
+        </w:numPr>
+        <w:pStyle w:val="Compact"/>
+      </w:pPr>
+      <w:r>
+        <w:t xml:space="preserve">What is the serving size on this package? How many servings are in it?</w:t>
+      </w:r>
+    </w:p>
+    <w:p>
+      <w:pPr>
+        <w:numPr>
+          <w:ilvl w:val="0"/>
+          <w:numId w:val="1004"/>
+        </w:numPr>
+        <w:pStyle w:val="Compact"/>
+      </w:pPr>
+      <w:r>
+        <w:t xml:space="preserve">Is 25% DV sodium high or low? What about 4% DV fiber?</w:t>
+      </w:r>
+    </w:p>
+    <w:p>
+      <w:pPr>
+        <w:numPr>
+          <w:ilvl w:val="0"/>
+          <w:numId w:val="1004"/>
+        </w:numPr>
+        <w:pStyle w:val="Compact"/>
+      </w:pPr>
+      <w:r>
+        <w:t xml:space="preserve">If a bottle says 2.5 servings and you drink the bottle, what do you multiply by?</w:t>
+      </w:r>
+    </w:p>
+    <w:p>
+      <w:pPr>
+        <w:pStyle w:val="FirstParagraph"/>
+      </w:pPr>
+      <w:r>
+        <w:t xml:space="preserve">Deepen learning:</w:t>
+      </w:r>
+    </w:p>
+    <w:p>
+      <w:pPr>
+        <w:numPr>
+          <w:ilvl w:val="0"/>
+          <w:numId w:val="1005"/>
+        </w:numPr>
+        <w:pStyle w:val="Compact"/>
+      </w:pPr>
+      <w:r>
+        <w:t xml:space="preserve">Why would a company make the serving size smaller than what people actually eat?</w:t>
+      </w:r>
+    </w:p>
+    <w:p>
+      <w:pPr>
+        <w:numPr>
+          <w:ilvl w:val="0"/>
+          <w:numId w:val="1005"/>
+        </w:numPr>
+        <w:pStyle w:val="Compact"/>
+      </w:pPr>
+      <w:r>
+        <w:t xml:space="preserve">“</w:t>
+      </w:r>
+      <w:r>
+        <w:t xml:space="preserve">Natural</w:t>
+      </w:r>
+      <w:r>
+        <w:t xml:space="preserve">”</w:t>
+      </w:r>
+      <w:r>
+        <w:t xml:space="preserve"> </w:t>
+      </w:r>
+      <w:r>
+        <w:t xml:space="preserve">is on the front. What would you need to see on the back to believe it?</w:t>
+      </w:r>
+    </w:p>
+    <w:p>
+      <w:pPr>
+        <w:numPr>
+          <w:ilvl w:val="0"/>
+          <w:numId w:val="1005"/>
+        </w:numPr>
+        <w:pStyle w:val="Compact"/>
+      </w:pPr>
+      <w:r>
+        <w:t xml:space="preserve">Who is the added sugars line protecting? Who did not want it on the label?</w:t>
+      </w:r>
+    </w:p>
+    <w:p>
+      <w:pPr>
+        <w:pStyle w:val="Heading2"/>
+      </w:pPr>
+      <w:bookmarkStart w:id="31" w:name="check-for-understanding"/>
+      <w:r>
+        <w:t xml:space="preserve">Check for understanding</w:t>
+      </w:r>
+      <w:bookmarkEnd w:id="31"/>
+    </w:p>
+    <w:p>
+      <w:pPr>
+        <w:pStyle w:val="FirstParagraph"/>
+      </w:pPr>
+      <w:r>
+        <w:t xml:space="preserve">Day 1, clipboard checklist during Step 3: for each team, yes or no on</w:t>
+      </w:r>
+      <w:r>
+        <w:t xml:space="preserve"> </w:t>
+      </w:r>
+      <w:r>
+        <w:t xml:space="preserve">“</w:t>
+      </w:r>
+      <w:r>
+        <w:t xml:space="preserve">reads serving size before calories,</w:t>
+      </w:r>
+      <w:r>
+        <w:t xml:space="preserve">”</w:t>
+      </w:r>
+      <w:r>
+        <w:t xml:space="preserve"> </w:t>
+      </w:r>
+      <w:r>
+        <w:t xml:space="preserve">“</w:t>
+      </w:r>
+      <w:r>
+        <w:t xml:space="preserve">gives a number as evidence, not an adjective,</w:t>
+      </w:r>
+      <w:r>
+        <w:t xml:space="preserve">”</w:t>
+      </w:r>
+      <w:r>
+        <w:t xml:space="preserve"> </w:t>
+      </w:r>
+      <w:r>
+        <w:t xml:space="preserve">and</w:t>
+      </w:r>
+      <w:r>
+        <w:t xml:space="preserve"> </w:t>
+      </w:r>
+      <w:r>
+        <w:t xml:space="preserve">“</w:t>
+      </w:r>
+      <w:r>
+        <w:t xml:space="preserve">found the 20% or more item correctly.</w:t>
+      </w:r>
+      <w:r>
+        <w:t xml:space="preserve">”</w:t>
+      </w:r>
+      <w:r>
+        <w:t xml:space="preserve"> </w:t>
+      </w:r>
+      <w:r>
+        <w:t xml:space="preserve">Day 2, during Step 2: yes or no on</w:t>
+      </w:r>
+      <w:r>
+        <w:t xml:space="preserve"> </w:t>
+      </w:r>
+      <w:r>
+        <w:t xml:space="preserve">“</w:t>
+      </w:r>
+      <w:r>
+        <w:t xml:space="preserve">computed the whole-container total correctly</w:t>
+      </w:r>
+      <w:r>
+        <w:t xml:space="preserve">”</w:t>
+      </w:r>
+      <w:r>
+        <w:t xml:space="preserve"> </w:t>
+      </w:r>
+      <w:r>
+        <w:t xml:space="preserve">and</w:t>
+      </w:r>
+      <w:r>
+        <w:t xml:space="preserve"> </w:t>
+      </w:r>
+      <w:r>
+        <w:t xml:space="preserve">“</w:t>
+      </w:r>
+      <w:r>
+        <w:t xml:space="preserve">named the trick, not just the better product.</w:t>
+      </w:r>
+      <w:r>
+        <w:t xml:space="preserve">”</w:t>
+      </w:r>
+      <w:r>
+        <w:t xml:space="preserve"> </w:t>
+      </w:r>
+      <w:r>
+        <w:t xml:space="preserve">A student with all yeses is ready for the Label Reading Quiz. A student who calls a product</w:t>
+      </w:r>
+      <w:r>
+        <w:t xml:space="preserve"> </w:t>
+      </w:r>
+      <w:r>
+        <w:t xml:space="preserve">“</w:t>
+      </w:r>
+      <w:r>
+        <w:t xml:space="preserve">unhealthy</w:t>
+      </w:r>
+      <w:r>
+        <w:t xml:space="preserve">”</w:t>
+      </w:r>
+      <w:r>
+        <w:t xml:space="preserve"> </w:t>
+      </w:r>
+      <w:r>
+        <w:t xml:space="preserve">with no number gets the question</w:t>
+      </w:r>
+      <w:r>
+        <w:t xml:space="preserve"> </w:t>
+      </w:r>
+      <w:r>
+        <w:t xml:space="preserve">“</w:t>
+      </w:r>
+      <w:r>
+        <w:t xml:space="preserve">which line says that?</w:t>
+      </w:r>
+      <w:r>
+        <w:t xml:space="preserve">”</w:t>
+      </w:r>
+    </w:p>
+    <w:p>
+      <w:pPr>
+        <w:pStyle w:val="Heading2"/>
+      </w:pPr>
+      <w:bookmarkStart w:id="32" w:name="closure-time-4-min-each-day"/>
+      <w:r>
+        <w:t xml:space="preserve">Closure (Time: 4 min each day)</w:t>
+      </w:r>
+      <w:bookmarkEnd w:id="32"/>
+    </w:p>
+    <w:p>
+      <w:pPr>
+        <w:pStyle w:val="FirstParagraph"/>
+      </w:pPr>
+      <w:r>
+        <w:t xml:space="preserve">Day 1, 3-2-1 exit card: 3 parts of a Nutrition Facts label and what each tells you, 2 numbers from a package you read today (with the package name), 1 question you still have about labels. Three students read one line aloud. Sort into</w:t>
+      </w:r>
+      <w:r>
+        <w:t xml:space="preserve"> </w:t>
+      </w:r>
+      <w:r>
+        <w:t xml:space="preserve">“</w:t>
+      </w:r>
+      <w:r>
+        <w:t xml:space="preserve">got it</w:t>
+      </w:r>
+      <w:r>
+        <w:t xml:space="preserve">”</w:t>
+      </w:r>
+      <w:r>
+        <w:t xml:space="preserve"> </w:t>
+      </w:r>
+      <w:r>
+        <w:t xml:space="preserve">and</w:t>
+      </w:r>
+      <w:r>
+        <w:t xml:space="preserve"> </w:t>
+      </w:r>
+      <w:r>
+        <w:t xml:space="preserve">“</w:t>
+      </w:r>
+      <w:r>
+        <w:t xml:space="preserve">needs more.</w:t>
+      </w:r>
+      <w:r>
+        <w:t xml:space="preserve">”</w:t>
+      </w:r>
+    </w:p>
+    <w:p>
+      <w:pPr>
+        <w:pStyle w:val="BodyText"/>
+      </w:pPr>
+      <w:r>
+        <w:t xml:space="preserve">Day 2, exit ticket: one product from today, the trick on its front, and the one label line that catches it. Write one sentence. Three students read aloud. The</w:t>
+      </w:r>
+      <w:r>
+        <w:t xml:space="preserve"> </w:t>
+      </w:r>
+      <w:r>
+        <w:t xml:space="preserve">“</w:t>
+      </w:r>
+      <w:r>
+        <w:t xml:space="preserve">needs more</w:t>
+      </w:r>
+      <w:r>
+        <w:t xml:space="preserve">”</w:t>
+      </w:r>
+      <w:r>
+        <w:t xml:space="preserve"> </w:t>
+      </w:r>
+      <w:r>
+        <w:t xml:space="preserve">pile decides which trick gets a review slide at the start of Lesson 1.12.</w:t>
+      </w:r>
+    </w:p>
+    <w:p>
+      <w:pPr>
+        <w:pStyle w:val="Heading2"/>
+      </w:pPr>
+      <w:bookmarkStart w:id="33" w:name="differentiation-and-supports"/>
+      <w:r>
+        <w:t xml:space="preserve">Differentiation and supports</w:t>
+      </w:r>
+      <w:bookmarkEnd w:id="33"/>
+    </w:p>
+    <w:p>
+      <w:pPr>
+        <w:numPr>
+          <w:ilvl w:val="0"/>
+          <w:numId w:val="1006"/>
         </w:numPr>
         <w:pStyle w:val="Compact"/>
       </w:pPr>
@@ -1975,7 +2023,7 @@
       <w:pPr>
         <w:numPr>
           <w:ilvl w:val="0"/>
-          <w:numId w:val="1003"/>
+          <w:numId w:val="1006"/>
         </w:numPr>
         <w:pStyle w:val="Compact"/>
       </w:pPr>
@@ -1987,7 +2035,7 @@
       <w:pPr>
         <w:numPr>
           <w:ilvl w:val="0"/>
-          <w:numId w:val="1003"/>
+          <w:numId w:val="1006"/>
         </w:numPr>
         <w:pStyle w:val="Compact"/>
       </w:pPr>
@@ -1999,7 +2047,7 @@
       <w:pPr>
         <w:numPr>
           <w:ilvl w:val="0"/>
-          <w:numId w:val="1003"/>
+          <w:numId w:val="1006"/>
         </w:numPr>
         <w:pStyle w:val="Compact"/>
       </w:pPr>
@@ -2029,7 +2077,7 @@
       <w:pPr>
         <w:numPr>
           <w:ilvl w:val="0"/>
-          <w:numId w:val="1003"/>
+          <w:numId w:val="1006"/>
         </w:numPr>
         <w:pStyle w:val="Compact"/>
       </w:pPr>
@@ -2041,7 +2089,7 @@
       <w:pPr>
         <w:numPr>
           <w:ilvl w:val="0"/>
-          <w:numId w:val="1003"/>
+          <w:numId w:val="1006"/>
         </w:numPr>
         <w:pStyle w:val="Compact"/>
       </w:pPr>
@@ -2350,7 +2398,7 @@
       <w:pPr>
         <w:numPr>
           <w:ilvl w:val="0"/>
-          <w:numId w:val="1004"/>
+          <w:numId w:val="1007"/>
         </w:numPr>
         <w:pStyle w:val="Compact"/>
       </w:pPr>
@@ -2374,7 +2422,7 @@
       <w:pPr>
         <w:numPr>
           <w:ilvl w:val="0"/>
-          <w:numId w:val="1004"/>
+          <w:numId w:val="1007"/>
         </w:numPr>
         <w:pStyle w:val="Compact"/>
       </w:pPr>
@@ -2386,7 +2434,7 @@
       <w:pPr>
         <w:numPr>
           <w:ilvl w:val="0"/>
-          <w:numId w:val="1004"/>
+          <w:numId w:val="1007"/>
         </w:numPr>
         <w:pStyle w:val="Compact"/>
       </w:pPr>
@@ -2419,7 +2467,7 @@
       <w:pPr>
         <w:numPr>
           <w:ilvl w:val="0"/>
-          <w:numId w:val="1004"/>
+          <w:numId w:val="1007"/>
         </w:numPr>
         <w:pStyle w:val="Compact"/>
       </w:pPr>
@@ -2431,7 +2479,7 @@
       <w:pPr>
         <w:numPr>
           <w:ilvl w:val="0"/>
-          <w:numId w:val="1004"/>
+          <w:numId w:val="1007"/>
         </w:numPr>
         <w:pStyle w:val="Compact"/>
       </w:pPr>
@@ -2443,7 +2491,7 @@
       <w:pPr>
         <w:numPr>
           <w:ilvl w:val="0"/>
-          <w:numId w:val="1004"/>
+          <w:numId w:val="1007"/>
         </w:numPr>
         <w:pStyle w:val="Compact"/>
       </w:pPr>
@@ -2509,7 +2557,7 @@
       <w:pPr>
         <w:numPr>
           <w:ilvl w:val="0"/>
-          <w:numId w:val="1004"/>
+          <w:numId w:val="1007"/>
         </w:numPr>
         <w:pStyle w:val="Compact"/>
       </w:pPr>
@@ -2546,7 +2594,7 @@
       <w:pPr>
         <w:numPr>
           <w:ilvl w:val="0"/>
-          <w:numId w:val="1005"/>
+          <w:numId w:val="1008"/>
         </w:numPr>
         <w:pStyle w:val="Compact"/>
       </w:pPr>
@@ -2558,7 +2606,7 @@
       <w:pPr>
         <w:numPr>
           <w:ilvl w:val="0"/>
-          <w:numId w:val="1005"/>
+          <w:numId w:val="1008"/>
         </w:numPr>
         <w:pStyle w:val="Compact"/>
       </w:pPr>
@@ -2570,7 +2618,7 @@
       <w:pPr>
         <w:numPr>
           <w:ilvl w:val="0"/>
-          <w:numId w:val="1005"/>
+          <w:numId w:val="1008"/>
         </w:numPr>
         <w:pStyle w:val="Compact"/>
       </w:pPr>
@@ -2630,7 +2678,7 @@
       <w:pPr>
         <w:numPr>
           <w:ilvl w:val="0"/>
-          <w:numId w:val="1005"/>
+          <w:numId w:val="1008"/>
         </w:numPr>
         <w:pStyle w:val="Compact"/>
       </w:pPr>
@@ -2681,7 +2729,7 @@
       <w:pPr>
         <w:numPr>
           <w:ilvl w:val="0"/>
-          <w:numId w:val="1005"/>
+          <w:numId w:val="1008"/>
         </w:numPr>
         <w:pStyle w:val="Compact"/>
       </w:pPr>
@@ -2974,6 +3022,118 @@
       </w:pPr>
     </w:lvl>
   </w:abstractNum>
+  <w:abstractNum w:abstractNumId="99411">
+    <w:nsid w:val="71315dca"/>
+    <w:multiLevelType w:val="multilevel"/>
+    <w:lvl w:ilvl="0">
+      <w:start w:val="1"/>
+      <w:numFmt w:val="decimal"/>
+      <w:lvlText w:val="%1."/>
+      <w:lvlJc w:val="left"/>
+      <w:pPr>
+        <w:tabs>
+          <w:tab w:val="num" w:pos="0"/>
+        </w:tabs>
+        <w:ind w:left="480" w:hanging="480"/>
+      </w:pPr>
+    </w:lvl>
+    <w:lvl w:ilvl="1">
+      <w:start w:val="1"/>
+      <w:numFmt w:val="decimal"/>
+      <w:lvlText w:val="%2."/>
+      <w:lvlJc w:val="left"/>
+      <w:pPr>
+        <w:tabs>
+          <w:tab w:val="num" w:pos="720"/>
+        </w:tabs>
+        <w:ind w:left="1200" w:hanging="480"/>
+      </w:pPr>
+    </w:lvl>
+    <w:lvl w:ilvl="2">
+      <w:start w:val="1"/>
+      <w:numFmt w:val="decimal"/>
+      <w:lvlText w:val="%3."/>
+      <w:lvlJc w:val="left"/>
+      <w:pPr>
+        <w:tabs>
+          <w:tab w:val="num" w:pos="1440"/>
+        </w:tabs>
+        <w:ind w:left="1920" w:hanging="480"/>
+      </w:pPr>
+    </w:lvl>
+    <w:lvl w:ilvl="3">
+      <w:start w:val="1"/>
+      <w:numFmt w:val="decimal"/>
+      <w:lvlText w:val="%4."/>
+      <w:lvlJc w:val="left"/>
+      <w:pPr>
+        <w:tabs>
+          <w:tab w:val="num" w:pos="2160"/>
+        </w:tabs>
+        <w:ind w:left="2640" w:hanging="480"/>
+      </w:pPr>
+    </w:lvl>
+    <w:lvl w:ilvl="4">
+      <w:start w:val="1"/>
+      <w:numFmt w:val="decimal"/>
+      <w:lvlText w:val="%5."/>
+      <w:lvlJc w:val="left"/>
+      <w:pPr>
+        <w:tabs>
+          <w:tab w:val="num" w:pos="2880"/>
+        </w:tabs>
+        <w:ind w:left="3360" w:hanging="480"/>
+      </w:pPr>
+    </w:lvl>
+    <w:lvl w:ilvl="5">
+      <w:start w:val="1"/>
+      <w:numFmt w:val="decimal"/>
+      <w:lvlText w:val="%6."/>
+      <w:lvlJc w:val="left"/>
+      <w:pPr>
+        <w:tabs>
+          <w:tab w:val="num" w:pos="3600"/>
+        </w:tabs>
+        <w:ind w:left="4080" w:hanging="480"/>
+      </w:pPr>
+    </w:lvl>
+    <w:lvl w:ilvl="6">
+      <w:start w:val="1"/>
+      <w:numFmt w:val="decimal"/>
+      <w:lvlText w:val="%7."/>
+      <w:lvlJc w:val="left"/>
+      <w:pPr>
+        <w:tabs>
+          <w:tab w:val="num" w:pos="4320"/>
+        </w:tabs>
+        <w:ind w:left="4800" w:hanging="480"/>
+      </w:pPr>
+    </w:lvl>
+    <w:lvl w:ilvl="7">
+      <w:start w:val="1"/>
+      <w:numFmt w:val="decimal"/>
+      <w:lvlText w:val="%8."/>
+      <w:lvlJc w:val="left"/>
+      <w:pPr>
+        <w:tabs>
+          <w:tab w:val="num" w:pos="5040"/>
+        </w:tabs>
+        <w:ind w:left="5520" w:hanging="480"/>
+      </w:pPr>
+    </w:lvl>
+    <w:lvl w:ilvl="8">
+      <w:start w:val="1"/>
+      <w:numFmt w:val="decimal"/>
+      <w:lvlText w:val="%9."/>
+      <w:lvlJc w:val="left"/>
+      <w:pPr>
+        <w:tabs>
+          <w:tab w:val="num" w:pos="5760"/>
+        </w:tabs>
+        <w:ind w:left="6240" w:hanging="480"/>
+      </w:pPr>
+    </w:lvl>
+  </w:abstractNum>
   <w:num w:numId="1000">
     <w:abstractNumId w:val="990"/>
   </w:num>
@@ -2981,7 +3141,34 @@
     <w:abstractNumId w:val="991"/>
   </w:num>
   <w:num w:numId="1002">
-    <w:abstractNumId w:val="991"/>
+    <w:abstractNumId w:val="99411"/>
+    <w:lvlOverride w:ilvl="0">
+      <w:startOverride w:val="1"/>
+    </w:lvlOverride>
+    <w:lvlOverride w:ilvl="1">
+      <w:startOverride w:val="1"/>
+    </w:lvlOverride>
+    <w:lvlOverride w:ilvl="2">
+      <w:startOverride w:val="1"/>
+    </w:lvlOverride>
+    <w:lvlOverride w:ilvl="3">
+      <w:startOverride w:val="1"/>
+    </w:lvlOverride>
+    <w:lvlOverride w:ilvl="4">
+      <w:startOverride w:val="1"/>
+    </w:lvlOverride>
+    <w:lvlOverride w:ilvl="5">
+      <w:startOverride w:val="1"/>
+    </w:lvlOverride>
+    <w:lvlOverride w:ilvl="6">
+      <w:startOverride w:val="1"/>
+    </w:lvlOverride>
+    <w:lvlOverride w:ilvl="7">
+      <w:startOverride w:val="1"/>
+    </w:lvlOverride>
+    <w:lvlOverride w:ilvl="8">
+      <w:startOverride w:val="1"/>
+    </w:lvlOverride>
   </w:num>
   <w:num w:numId="1003">
     <w:abstractNumId w:val="991"/>
@@ -2990,6 +3177,15 @@
     <w:abstractNumId w:val="991"/>
   </w:num>
   <w:num w:numId="1005">
+    <w:abstractNumId w:val="991"/>
+  </w:num>
+  <w:num w:numId="1006">
+    <w:abstractNumId w:val="991"/>
+  </w:num>
+  <w:num w:numId="1007">
+    <w:abstractNumId w:val="991"/>
+  </w:num>
+  <w:num w:numId="1008">
     <w:abstractNumId w:val="991"/>
   </w:num>
 </w:numbering>

--- a/downloads/teacher/04 Units/Unit 01 - Nutrition and Wellness - Kitchen Skills and Smart Eating/Lesson 01.11 - Label Detective.docx
+++ b/downloads/teacher/04 Units/Unit 01 - Nutrition and Wellness - Kitchen Skills and Smart Eating/Lesson 01.11 - Label Detective.docx
@@ -297,15 +297,6 @@
       <w:r>
         <w:t xml:space="preserve">front-of-package claims) and a critique of a misleading ad using the label as evidence. This is the consumer skill FACS owns.</w:t>
       </w:r>
-      <w:r>
-        <w:t xml:space="preserve"> </w:t>
-      </w:r>
-      <w:r>
-        <w:rPr>
-          <w:rStyle w:val="TeacherNote"/>
-        </w:rPr>
-        <w:t xml:space="preserve">[Sal: send the health teacher the Spot the Trick handout so they can point to it instead of repeating it.]</w:t>
-      </w:r>
     </w:p>
     <w:p>
       <w:pPr>
@@ -426,7 +417,7 @@
         <w:pStyle w:val="FirstParagraph"/>
       </w:pPr>
       <w:r>
-        <w:t xml:space="preserve">(These are Sal’s tiered objectives from his Nutrition Labels planning notes, rewritten to the lesson template. His other High objective, design a mock Nutrition Facts label for a healthy snack, is the grade 8 stretch on Day 2.)</w:t>
+        <w:t xml:space="preserve">(These are my tiered objectives from my Nutrition Labels planning notes, rewritten to the lesson template. My other High objective, design a mock Nutrition Facts label for a healthy snack, is the grade 8 stretch on Day 2.)</w:t>
       </w:r>
     </w:p>
     <w:p>
@@ -473,15 +464,6 @@
       </w:pPr>
       <w:r>
         <w:t xml:space="preserve">Day 1: five clean, empty food packages per station (three stations, fifteen packages total). Mix them so every station has at least one cereal box, one chip or cracker bag, one canned item, one drink bottle, and one snack bar box.</w:t>
-      </w:r>
-      <w:r>
-        <w:t xml:space="preserve"> </w:t>
-      </w:r>
-      <w:r>
-        <w:rPr>
-          <w:rStyle w:val="TeacherNote"/>
-        </w:rPr>
-        <w:t xml:space="preserve">[Sal: collect these from home for two weeks before the lesson; rinse and dry them. Ask students to bring empty packages the week before; a package with a name on it is fine, a package with student writing on it is not.]</w:t>
       </w:r>
     </w:p>
     <w:p>
@@ -2070,7 +2052,7 @@
         <w:t xml:space="preserve"> </w:t>
       </w:r>
       <w:r>
-        <w:t xml:space="preserve">(this is Sal’s third High objective).</w:t>
+        <w:t xml:space="preserve">(this is my third High objective).</w:t>
       </w:r>
     </w:p>
     <w:p>
@@ -2453,15 +2435,6 @@
       <w:r>
         <w:t xml:space="preserve">, section 2.</w:t>
       </w:r>
-      <w:r>
-        <w:t xml:space="preserve"> </w:t>
-      </w:r>
-      <w:r>
-        <w:rPr>
-          <w:rStyle w:val="TeacherNote"/>
-        </w:rPr>
-        <w:t xml:space="preserve">[Sal: confirm against the NYSED PDF.]</w:t>
-      </w:r>
     </w:p>
     <w:p>
       <w:pPr>
@@ -2543,15 +2516,6 @@
       <w:r>
         <w:t xml:space="preserve">”</w:t>
       </w:r>
-      <w:r>
-        <w:t xml:space="preserve"> </w:t>
-      </w:r>
-      <w:r>
-        <w:rPr>
-          <w:rStyle w:val="TeacherNote"/>
-        </w:rPr>
-        <w:t xml:space="preserve">[Sal: FDA proposed front-of-package rules in 2025; check whether they are final before this lesson runs and add a slide if they are.]</w:t>
-      </w:r>
     </w:p>
     <w:p>
       <w:pPr>
@@ -2562,22 +2526,7 @@
         <w:pStyle w:val="Compact"/>
       </w:pPr>
       <w:r>
-        <w:t xml:space="preserve">Sal’s own materials:</w:t>
-      </w:r>
-      <w:r>
-        <w:t xml:space="preserve"> </w:t>
-      </w:r>
-      <w:r>
-        <w:rPr>
-          <w:rStyle w:val="VerbatimChar"/>
-        </w:rPr>
-        <w:t xml:space="preserve">FNES538_notes_NextWeek-NutritionLabels-Tiered_2026-03.docx</w:t>
-      </w:r>
-      <w:r>
-        <w:t xml:space="preserve"> </w:t>
-      </w:r>
-      <w:r>
-        <w:t xml:space="preserve">(his tiered Bloom’s objectives for a Nutrition Labels lesson) supplied the three objectives and the grade 8 stretch.</w:t>
+        <w:t xml:space="preserve">My own materials: my tiered Bloom’s objectives for a Nutrition Labels lesson supplied the three objectives and the grade 8 stretch.</w:t>
       </w:r>
     </w:p>
     <w:p>
@@ -2672,57 +2621,6 @@
       </w:r>
       <w:r>
         <w:t xml:space="preserve">”</w:t>
-      </w:r>
-    </w:p>
-    <w:p>
-      <w:pPr>
-        <w:numPr>
-          <w:ilvl w:val="0"/>
-          <w:numId w:val="1008"/>
-        </w:numPr>
-        <w:pStyle w:val="Compact"/>
-      </w:pPr>
-      <w:r>
-        <w:rPr>
-          <w:rStyle w:val="TeacherNote"/>
-        </w:rPr>
-        <w:t xml:space="preserve">[Sal: the packages that work best are the ones your students actually eat. A sports drink, a family size chip bag, and a</w:t>
-      </w:r>
-      <w:r>
-        <w:rPr>
-          <w:rStyle w:val="TeacherNote"/>
-        </w:rPr>
-        <w:t xml:space="preserve"> </w:t>
-      </w:r>
-      <w:r>
-        <w:rPr>
-          <w:rStyle w:val="TeacherNote"/>
-        </w:rPr>
-        <w:t xml:space="preserve">“</w:t>
-      </w:r>
-      <w:r>
-        <w:rPr>
-          <w:rStyle w:val="TeacherNote"/>
-        </w:rPr>
-        <w:t xml:space="preserve">kids</w:t>
-      </w:r>
-      <w:r>
-        <w:rPr>
-          <w:rStyle w:val="TeacherNote"/>
-        </w:rPr>
-        <w:t xml:space="preserve">”</w:t>
-      </w:r>
-      <w:r>
-        <w:rPr>
-          <w:rStyle w:val="TeacherNote"/>
-        </w:rPr>
-        <w:t xml:space="preserve"> </w:t>
-      </w:r>
-      <w:r>
-        <w:rPr>
-          <w:rStyle w:val="TeacherNote"/>
-        </w:rPr>
-        <w:t xml:space="preserve">yogurt are usually the three that surprise them the most.]</w:t>
       </w:r>
     </w:p>
     <w:p>
